--- a/projects/valuepickr-open-screen/docs/Ashiana Housing.docx
+++ b/projects/valuepickr-open-screen/docs/Ashiana Housing.docx
@@ -3353,6 +3353,187 @@
           <w:szCs w:val="18"/>
         </w:rPr>
         <w:t xml:space="preserve">This is independent research and analysis for informational purposes only, not personalized financial or investment advice. Past multi-bagger performance and forum/social sentiment are not indicators of future returns. Do your own due diligence before investing.</w:t>
+      </w:r>
+    </w:p>
+    <w:p/>
+    <w:p>
+      <w:r>
+        <w:rPr>
+          <w:b/>
+          <w:sz w:val="28"/>
+        </w:rPr>
+        <w:t>🔄 RESEARCH UPDATE - 2026-10-05</w:t>
+      </w:r>
+    </w:p>
+    <w:p>
+      <w:r>
+        <w:rPr>
+          <w:b/>
+        </w:rPr>
+        <w:t>📊 Key Metrics:</w:t>
+      </w:r>
+    </w:p>
+    <w:p>
+      <w:pPr>
+        <w:ind w:left="360"/>
+      </w:pPr>
+      <w:r>
+        <w:t xml:space="preserve">  • Company: Ashiana Housing</w:t>
+      </w:r>
+    </w:p>
+    <w:p>
+      <w:pPr>
+        <w:ind w:left="360"/>
+      </w:pPr>
+      <w:r>
+        <w:t xml:space="preserve">  • Conviction: Not rated</w:t>
+      </w:r>
+    </w:p>
+    <w:p>
+      <w:pPr>
+        <w:ind w:left="360"/>
+      </w:pPr>
+      <w:r>
+        <w:t xml:space="preserve">  • Thesis: 10x-in-2-3-years</w:t>
+      </w:r>
+    </w:p>
+    <w:p>
+      <w:pPr>
+        <w:ind w:left="360"/>
+      </w:pPr>
+      <w:r>
+        <w:t xml:space="preserve">  • 4-Box Score: 3.0</w:t>
+      </w:r>
+    </w:p>
+    <w:p>
+      <w:pPr>
+        <w:ind w:left="360"/>
+      </w:pPr>
+      <w:r>
+        <w:t xml:space="preserve">  • Research Date: 2026-10-01</w:t>
+      </w:r>
+    </w:p>
+    <w:p>
+      <w:pPr>
+        <w:ind w:left="360"/>
+      </w:pPr>
+      <w:r>
+        <w:t xml:space="preserve">  • Red Flag: CLEAR</w:t>
+      </w:r>
+    </w:p>
+    <w:p/>
+    <w:p>
+      <w:r>
+        <w:rPr>
+          <w:b/>
+        </w:rPr>
+        <w:t>📝 Verdict:</w:t>
+      </w:r>
+    </w:p>
+    <w:p>
+      <w:pPr>
+        <w:ind w:left="360"/>
+      </w:pPr>
+      <w:r>
+        <w:t>Genuine senior-living demographic tailwind and disciplined, internally-funded growth, but a historically weak ROCE track record (just inflecting) and an already-full ~32.5x multiple keep conviction at Medium rather than higher</w:t>
+      </w:r>
+    </w:p>
+    <w:p/>
+    <w:p>
+      <w:r>
+        <w:rPr>
+          <w:b/>
+        </w:rPr>
+        <w:t>📈 Bull Case:</w:t>
+      </w:r>
+    </w:p>
+    <w:p>
+      <w:pPr>
+        <w:ind w:left="360"/>
+      </w:pPr>
+      <w:r>
+        <w:t>Structural, underpenetrated senior-living TAM (India market ~USD3.55bn in 2025 -&gt; ~USD14.14bn by 2031, ~26% CAGR, Mordor Intelligence) with Ashiana an early, premium-positioned mover (Rs15,200/sqft realizations vs Rs7,000-10,000/sqft industry floor)</w:t>
+      </w:r>
+    </w:p>
+    <w:p>
+      <w:pPr>
+        <w:ind w:left="360"/>
+      </w:pPr>
+      <w:r>
+        <w:t>Demand is real and growing across every available data point: bookings ~+25% YoY (FY26, record), collections +40% YoY to Rs1,484cr, Q1 FY27 presales tracking toward FY27's Rs2,200cr guidance</w:t>
+      </w:r>
+    </w:p>
+    <w:p>
+      <w:pPr>
+        <w:ind w:left="360"/>
+      </w:pPr>
+      <w:r>
+        <w:t>Debt-light, internally-funded growth (D/E 0.30, zero pledge, two independent rating agencies -- ICRA and CARE -- reaffirmed stable ratings through FY26/25) gives balance-sheet room to keep acquiring land (Pune 28.55 acres ~Rs1,800cr potential, Chennai MWC lease ~Rs1,200cr potential) without dilution or distress</w:t>
+      </w:r>
+    </w:p>
+    <w:p>
+      <w:pPr>
+        <w:ind w:left="360"/>
+      </w:pPr>
+      <w:r>
+        <w:t>Mix-shift up the value chain: senior living (stickier, recurring lifestyle-services revenue layered on the one-time sale, ~300 activities/month) rising from ~25% to ~41% of bookings in a year, management's stated target ~50%</w:t>
+      </w:r>
+    </w:p>
+    <w:p>
+      <w:pPr>
+        <w:ind w:left="360"/>
+      </w:pPr>
+      <w:r>
+        <w:t>FY26 ROCE inflected to 14.0% from a 6.2% 3-yr average -- the first real sign the capital-intensive build-out phase may be turning into returns</w:t>
+      </w:r>
+    </w:p>
+    <w:p/>
+    <w:p>
+      <w:r>
+        <w:rPr>
+          <w:b/>
+        </w:rPr>
+        <w:t>📉 Bear Case:</w:t>
+      </w:r>
+    </w:p>
+    <w:p>
+      <w:pPr>
+        <w:ind w:left="360"/>
+      </w:pPr>
+      <w:r>
+        <w:t>ROCE has been weak for most of the company's recent history (FY23-25 3-yr average just 6.2%, median 3.7%) -- FY26's 14.0% is one data point, not yet a confirmed trend, and still misses the 15% Coffee-Can hurdle</w:t>
+      </w:r>
+    </w:p>
+    <w:p>
+      <w:pPr>
+        <w:ind w:left="360"/>
+      </w:pPr>
+      <w:r>
+        <w:t>At ~32.5x trailing P/E and ~4.4x P/B, the senior-living growth story is already substantially priced in -- not a cheap entry even if the demographic thesis plays out</w:t>
+      </w:r>
+    </w:p>
+    <w:p>
+      <w:pPr>
+        <w:ind w:left="360"/>
+      </w:pPr>
+      <w:r>
+        <w:t>No structural moat: Ashiana's premium pricing and lifestyle differentiation are real but not a hard barrier -- PE-backed private players (Antara, Columbia Pacific Communities, Primus) are actively expanding into the same underpenetrated niche and could compress the pricing/returns advantage over time</w:t>
+      </w:r>
+    </w:p>
+    <w:p>
+      <w:pPr>
+        <w:ind w:left="360"/>
+      </w:pPr>
+      <w:r>
+        <w:t>P&amp;L revenue recognition (completion method) is genuinely lumpy and hard to model -- Q1 FY27 revenue fell to Rs107cr from Rs293cr YoY despite bookings/collections growth, and a clean trailing net-debt/EBITDA or FCF-conversion figure could not be derived cleanly this pass (source data was internally inconsistent)</w:t>
+      </w:r>
+    </w:p>
+    <w:p>
+      <w:pPr>
+        <w:ind w:left="360"/>
+      </w:pPr>
+      <w:r>
+        <w:t>Newly acquired senior-living land (Pune, Chennai, Maharashtra) is too recent to show a completed project cycle -- capex efficiency on the stepped-up ~Rs425cr/year outlay is unproven</w:t>
       </w:r>
     </w:p>
     <w:sectPr>
